--- a/out/03_FAT/SNX-FAT-SOP-05 Tax Administration & Reporting (Rev00 DRAFT).docx
+++ b/out/03_FAT/SNX-FAT-SOP-05 Tax Administration & Reporting (Rev00 DRAFT).docx
@@ -4141,7 +4141,7 @@
           <w:sz w:val="24"/>
           <w:szCs w:val="24"/>
         </w:rPr>
-        <w:t xml:space="preserve">4.6 Hak kompensasi pajak dan ekualisasi: Finance Lead mengelola hak kompensasi pajak (Tax Asset) dan memastikan ekualisasi antara Laporan Keuangan Komersial dan SPT. Langkah rincinya belum ada di bagian 6 (USULAN).</w:t>
+        <w:t xml:space="preserve">4.6 Hak kompensasi pajak dan ekualisasi: Finance Lead mengelola hak kompensasi pajak (Tax Asset) dan memastikan ekualisasi antara Laporan Keuangan Komersial dan SPT (USULAN: Finance Lead sebagai pelaku). Bagian 6 belum memuat langkah rinci untuk butir ini.</w:t>
       </w:r>
     </w:p>
     <w:p>
@@ -4329,7 +4329,7 @@
                 <w:sz w:val="24"/>
                 <w:szCs w:val="24"/>
               </w:rPr>
-              <w:t>Pemilik SOP. Merekonsiliasi utang pajak di dokumen tracker tiap akhir Masa Pajak, menyetujui utang pajak, mengajukan pembayaran, melaporkan pajak, dan mengarsipkan dokumen perpajakan (butir 6.3 dan 6.5).</w:t>
+              <w:t>Pemilik SOP. Merekonsiliasi utang pajak di dokumen tracker tiap akhir Masa Pajak, menyetujui utang pajak, mengajukan pembayaran, melaporkan pajak, dan mengarsipkan dokumen perpajakan (butir 6.3 dan 6.5). Mengelola hak kompensasi pajak (Tax Asset) dan memastikan ekualisasi menurut butir 4.6 (USULAN).</w:t>
             </w:r>
           </w:p>
         </w:tc>
@@ -8703,7 +8703,7 @@
           <w:sz w:val="24"/>
           <w:szCs w:val="24"/>
         </w:rPr>
-        <w:t xml:space="preserve">Status acuan klausul: (USULAN, dikonfirmasi konsultan)</w:t>
+        <w:t xml:space="preserve">Status acuan klausul: (USULAN, perlu konfirmasi konsultan)</w:t>
       </w:r>
     </w:p>
     <w:sectPr>

--- a/out/03_FAT/SNX-FAT-SOP-05 Tax Administration & Reporting (Rev00 DRAFT).docx
+++ b/out/03_FAT/SNX-FAT-SOP-05 Tax Administration & Reporting (Rev00 DRAFT).docx
@@ -1903,7 +1903,7 @@
           </w:tcPr>
           <w:p>
             <w:r>
-              <w:t>Finance Lead</w:t>
+              <w:t>Amirull Yusuf Zulkarnain / Direktur</w:t>
             </w:r>
           </w:p>
         </w:tc>
@@ -3278,6 +3278,104 @@
                 <w:szCs w:val="24"/>
               </w:rPr>
               <w:t>Faktur pajak atas pembelian SINUX yang dikreditkan terhadap PPN.</w:t>
+            </w:r>
+          </w:p>
+        </w:tc>
+      </w:tr>
+      <w:tr>
+        <w:trPr>
+          <w:jc w:val="center"/>
+        </w:trPr>
+        <w:tc>
+          <w:tcPr>
+            <w:tcW w:w="2268" w:type="dxa"/>
+            <w:vAlign w:val="center"/>
+          </w:tcPr>
+          <w:p>
+            <w:pPr>
+              <w:rPr>
+                <w:sz w:val="24"/>
+                <w:szCs w:val="24"/>
+              </w:rPr>
+            </w:pPr>
+            <w:r>
+              <w:rPr>
+                <w:b w:val="0"/>
+                <w:sz w:val="24"/>
+                <w:szCs w:val="24"/>
+              </w:rPr>
+              <w:t>Finance Lead</w:t>
+            </w:r>
+          </w:p>
+        </w:tc>
+        <w:tc>
+          <w:tcPr>
+            <w:tcW w:w="6803" w:type="dxa"/>
+            <w:vAlign w:val="center"/>
+          </w:tcPr>
+          <w:p>
+            <w:pPr>
+              <w:rPr>
+                <w:sz w:val="24"/>
+                <w:szCs w:val="24"/>
+              </w:rPr>
+            </w:pPr>
+            <w:r>
+              <w:rPr>
+                <w:b w:val="0"/>
+                <w:sz w:val="24"/>
+                <w:szCs w:val="24"/>
+              </w:rPr>
+              <w:t>peran pemeriksa dan penyetuju FAT; jabatannya belum terisi, dan sampai terisi peran ini dijalankan Direktur (USULAN).</w:t>
+            </w:r>
+          </w:p>
+        </w:tc>
+      </w:tr>
+      <w:tr>
+        <w:trPr>
+          <w:jc w:val="center"/>
+        </w:trPr>
+        <w:tc>
+          <w:tcPr>
+            <w:tcW w:w="2268" w:type="dxa"/>
+            <w:vAlign w:val="center"/>
+          </w:tcPr>
+          <w:p>
+            <w:pPr>
+              <w:rPr>
+                <w:sz w:val="24"/>
+                <w:szCs w:val="24"/>
+              </w:rPr>
+            </w:pPr>
+            <w:r>
+              <w:rPr>
+                <w:b w:val="0"/>
+                <w:sz w:val="24"/>
+                <w:szCs w:val="24"/>
+              </w:rPr>
+              <w:t>Finance Staff</w:t>
+            </w:r>
+          </w:p>
+        </w:tc>
+        <w:tc>
+          <w:tcPr>
+            <w:tcW w:w="6803" w:type="dxa"/>
+            <w:vAlign w:val="center"/>
+          </w:tcPr>
+          <w:p>
+            <w:pPr>
+              <w:rPr>
+                <w:sz w:val="24"/>
+                <w:szCs w:val="24"/>
+              </w:rPr>
+            </w:pPr>
+            <w:r>
+              <w:rPr>
+                <w:b w:val="0"/>
+                <w:sz w:val="24"/>
+                <w:szCs w:val="24"/>
+              </w:rPr>
+              <w:t>peran pelaksana yang dijalankan pemegang jabatan Finance (JA-10) dan Accounting &amp; Tax (JA-11) (USULAN).</w:t>
             </w:r>
           </w:p>
         </w:tc>

--- a/out/03_FAT/SNX-FAT-SOP-05 Tax Administration & Reporting (Rev00 DRAFT).docx
+++ b/out/03_FAT/SNX-FAT-SOP-05 Tax Administration & Reporting (Rev00 DRAFT).docx
@@ -217,6 +217,7 @@
     <w:p>
       <w:pPr>
         <w:pStyle w:val="Heading1"/>
+        <w:keepNext/>
         <w:widowControl w:val="0"/>
         <w:spacing w:line="240" w:lineRule="auto"/>
         <w:ind w:right="407" w:firstLine="0"/>
@@ -511,6 +512,10 @@
         <w:gridCol w:w="5850"/>
       </w:tblGrid>
       <w:tr>
+        <w:trPr>
+          <w:cantSplit/>
+          <w:tblHeader/>
+        </w:trPr>
         <w:tc>
           <w:tcPr>
             <w:tcW w:w="3150" w:type="dxa"/>
@@ -523,6 +528,7 @@
           </w:tcPr>
           <w:p>
             <w:pPr>
+              <w:keepNext/>
               <w:widowControl w:val="0"/>
               <w:pBdr>
                 <w:top w:val="nil"/>
@@ -563,6 +569,7 @@
           </w:tcPr>
           <w:p>
             <w:pPr>
+              <w:keepNext/>
               <w:widowControl w:val="0"/>
               <w:pBdr>
                 <w:top w:val="nil"/>
@@ -593,6 +600,9 @@
         </w:tc>
       </w:tr>
       <w:tr>
+        <w:trPr>
+          <w:cantSplit/>
+        </w:trPr>
         <w:tc>
           <w:tcPr>
             <w:tcW w:w="3150" w:type="dxa"/>
@@ -646,6 +656,9 @@
         </w:tc>
       </w:tr>
       <w:tr>
+        <w:trPr>
+          <w:cantSplit/>
+        </w:trPr>
         <w:tc>
           <w:tcPr>
             <w:tcW w:w="3150" w:type="dxa"/>
@@ -699,6 +712,9 @@
         </w:tc>
       </w:tr>
       <w:tr>
+        <w:trPr>
+          <w:cantSplit/>
+        </w:trPr>
         <w:tc>
           <w:tcPr>
             <w:tcW w:w="3150" w:type="dxa"/>
@@ -750,6 +766,9 @@
         </w:tc>
       </w:tr>
       <w:tr>
+        <w:trPr>
+          <w:cantSplit/>
+        </w:trPr>
         <w:tc>
           <w:tcPr>
             <w:tcW w:w="3150" w:type="dxa"/>
@@ -810,6 +829,9 @@
         </w:tc>
       </w:tr>
       <w:tr>
+        <w:trPr>
+          <w:cantSplit/>
+        </w:trPr>
         <w:tc>
           <w:tcPr>
             <w:tcW w:w="3150" w:type="dxa"/>
@@ -861,6 +883,9 @@
         </w:tc>
       </w:tr>
       <w:tr>
+        <w:trPr>
+          <w:cantSplit/>
+        </w:trPr>
         <w:tc>
           <w:tcPr>
             <w:tcW w:w="3150" w:type="dxa"/>
@@ -914,6 +939,9 @@
         </w:tc>
       </w:tr>
       <w:tr>
+        <w:trPr>
+          <w:cantSplit/>
+        </w:trPr>
         <w:tc>
           <w:tcPr>
             <w:tcW w:w="3150" w:type="dxa"/>
@@ -967,6 +995,9 @@
         </w:tc>
       </w:tr>
       <w:tr>
+        <w:trPr>
+          <w:cantSplit/>
+        </w:trPr>
         <w:tc>
           <w:tcPr>
             <w:tcW w:w="3150" w:type="dxa"/>
@@ -1020,6 +1051,9 @@
         </w:tc>
       </w:tr>
       <w:tr>
+        <w:trPr>
+          <w:cantSplit/>
+        </w:trPr>
         <w:tc>
           <w:tcPr>
             <w:tcW w:w="3150" w:type="dxa"/>
@@ -1073,6 +1107,9 @@
         </w:tc>
       </w:tr>
       <w:tr>
+        <w:trPr>
+          <w:cantSplit/>
+        </w:trPr>
         <w:tc>
           <w:tcPr>
             <w:tcW w:w="3150" w:type="dxa"/>
@@ -1126,6 +1163,9 @@
         </w:tc>
       </w:tr>
       <w:tr>
+        <w:trPr>
+          <w:cantSplit/>
+        </w:trPr>
         <w:tc>
           <w:tcPr>
             <w:tcW w:w="3150" w:type="dxa"/>
@@ -1207,6 +1247,7 @@
     <w:p>
       <w:pPr>
         <w:pStyle w:val="Heading1"/>
+        <w:keepNext/>
         <w:widowControl w:val="0"/>
         <w:spacing w:before="816" w:line="240" w:lineRule="auto"/>
         <w:ind w:right="407"/>
@@ -1243,6 +1284,10 @@
         <w:gridCol w:w="3010"/>
       </w:tblGrid>
       <w:tr>
+        <w:trPr>
+          <w:cantSplit/>
+          <w:tblHeader/>
+        </w:trPr>
         <w:tc>
           <w:tcPr>
             <w:tcW w:w="3009" w:type="dxa"/>
@@ -1255,6 +1300,7 @@
           </w:tcPr>
           <w:p>
             <w:pPr>
+              <w:keepNext/>
               <w:widowControl w:val="0"/>
               <w:spacing w:line="240" w:lineRule="auto"/>
               <w:jc w:val="center"/>
@@ -1288,6 +1334,7 @@
           </w:tcPr>
           <w:p>
             <w:pPr>
+              <w:keepNext/>
               <w:widowControl w:val="0"/>
               <w:spacing w:line="240" w:lineRule="auto"/>
               <w:jc w:val="center"/>
@@ -1321,6 +1368,7 @@
           </w:tcPr>
           <w:p>
             <w:pPr>
+              <w:keepNext/>
               <w:widowControl w:val="0"/>
               <w:spacing w:line="240" w:lineRule="auto"/>
               <w:jc w:val="center"/>
@@ -1344,6 +1392,9 @@
         </w:tc>
       </w:tr>
       <w:tr>
+        <w:trPr>
+          <w:cantSplit/>
+        </w:trPr>
         <w:tc>
           <w:tcPr>
             <w:tcW w:w="3009" w:type="dxa"/>
@@ -1392,6 +1443,9 @@
         </w:tc>
       </w:tr>
       <w:tr>
+        <w:trPr>
+          <w:cantSplit/>
+        </w:trPr>
         <w:tc>
           <w:tcPr>
             <w:tcW w:w="3009" w:type="dxa"/>
@@ -1463,6 +1517,9 @@
         </w:tc>
       </w:tr>
       <w:tr>
+        <w:trPr>
+          <w:cantSplit/>
+        </w:trPr>
         <w:tc>
           <w:tcPr>
             <w:tcW w:w="3009" w:type="dxa"/>
@@ -1537,6 +1594,7 @@
     <w:p>
       <w:pPr>
         <w:pStyle w:val="Heading1"/>
+        <w:keepNext/>
         <w:widowControl w:val="0"/>
         <w:spacing w:before="816" w:line="240" w:lineRule="auto"/>
         <w:ind w:right="407"/>
@@ -1578,6 +1636,10 @@
         <w:gridCol w:w="2235"/>
       </w:tblGrid>
       <w:tr>
+        <w:trPr>
+          <w:cantSplit/>
+          <w:tblHeader/>
+        </w:trPr>
         <w:tc>
           <w:tcPr>
             <w:tcW w:w="810" w:type="dxa"/>
@@ -1590,6 +1652,7 @@
           </w:tcPr>
           <w:p>
             <w:pPr>
+              <w:keepNext/>
               <w:widowControl w:val="0"/>
               <w:pBdr>
                 <w:top w:val="nil"/>
@@ -1630,6 +1693,7 @@
           </w:tcPr>
           <w:p>
             <w:pPr>
+              <w:keepNext/>
               <w:widowControl w:val="0"/>
               <w:spacing w:line="240" w:lineRule="auto"/>
               <w:jc w:val="center"/>
@@ -1663,6 +1727,7 @@
           </w:tcPr>
           <w:p>
             <w:pPr>
+              <w:keepNext/>
               <w:widowControl w:val="0"/>
               <w:pBdr>
                 <w:top w:val="nil"/>
@@ -1703,6 +1768,7 @@
           </w:tcPr>
           <w:p>
             <w:pPr>
+              <w:keepNext/>
               <w:widowControl w:val="0"/>
               <w:pBdr>
                 <w:top w:val="nil"/>
@@ -1733,6 +1799,9 @@
         </w:tc>
       </w:tr>
       <w:tr>
+        <w:trPr>
+          <w:cantSplit/>
+        </w:trPr>
         <w:tc>
           <w:tcPr>
             <w:tcW w:w="810" w:type="dxa"/>
@@ -1835,6 +1904,9 @@
         </w:tc>
       </w:tr>
       <w:tr>
+        <w:trPr>
+          <w:cantSplit/>
+        </w:trPr>
         <w:tc>
           <w:tcPr>
             <w:tcW w:w="810" w:type="dxa"/>
@@ -1937,6 +2009,9 @@
         </w:tc>
       </w:tr>
       <w:tr>
+        <w:trPr>
+          <w:cantSplit/>
+        </w:trPr>
         <w:tc>
           <w:tcPr>
             <w:tcW w:w="810" w:type="dxa"/>
@@ -2420,7 +2495,7 @@
           <w:sz w:val="24"/>
           <w:szCs w:val="24"/>
         </w:rPr>
-        <w:t xml:space="preserve">Finance Staff dan Finance Lead menghitung pajak dengan akurat, membayarnya tepat waktu, dan melaporkannya sesuai peraturan, supaya SINUX terhindar dari denda, bunga administratif, dan sengketa pajak.</w:t>
+        <w:t xml:space="preserve">Finance Staff dan Finance Lead menghitung pajak secara akurat, membayarnya tepat waktu, serta melaporkannya sesuai peraturan. Tujuannya agar SINUX terhindar dari denda, bunga administratif, dan sengketa pajak.</w:t>
       </w:r>
     </w:p>
     <w:p>
@@ -2603,12 +2678,13 @@
           <w:sz w:val="24"/>
           <w:szCs w:val="24"/>
         </w:rPr>
-        <w:t xml:space="preserve">Dikecualikan dari SOP ini: penerbitan invoice kepada customer (SNX-FAT-SOP-01), kecuali Faktur Pajak Keluaran; pembayaran selain pajak; pencatatan akuntansi dan penyusunan laporan keuangan; pengarsipan dokumen keuangan selain dokumen perpajakan (USULAN).</w:t>
+        <w:t xml:space="preserve">Di luar scope SOP ini: penerbitan invoice kepada customer (SNX-FAT-SOP-01), kecuali Faktur Pajak Keluaran; pembayaran selain pajak; pencatatan akuntansi dan penyusunan laporan keuangan; pengarsipan dokumen keuangan selain dokumen perpajakan (USULAN).</w:t>
       </w:r>
     </w:p>
     <w:p>
       <w:pPr>
         <w:pStyle w:val="Heading1"/>
+        <w:keepNext/>
         <w:numPr>
           <w:ilvl w:val="0"/>
           <w:numId w:val="7"/>
@@ -2643,6 +2719,8 @@
       </w:tblGrid>
       <w:tr>
         <w:trPr>
+          <w:cantSplit/>
+          <w:tblHeader/>
           <w:jc w:val="center"/>
         </w:trPr>
         <w:tc>
@@ -2652,6 +2730,7 @@
           </w:tcPr>
           <w:p>
             <w:pPr>
+              <w:keepNext/>
               <w:jc w:val="center"/>
               <w:rPr>
                 <w:sz w:val="24"/>
@@ -2676,6 +2755,7 @@
           </w:tcPr>
           <w:p>
             <w:pPr>
+              <w:keepNext/>
               <w:jc w:val="center"/>
               <w:rPr>
                 <w:sz w:val="24"/>
@@ -2696,6 +2776,7 @@
       </w:tr>
       <w:tr>
         <w:trPr>
+          <w:cantSplit/>
           <w:jc w:val="center"/>
         </w:trPr>
         <w:tc>
@@ -2738,13 +2819,14 @@
                 <w:sz w:val="24"/>
                 <w:szCs w:val="24"/>
               </w:rPr>
-              <w:t>Label untuk isi yang belum diputus secara tertulis oleh pimpinan SINUX.</w:t>
+              <w:t>Label untuk isi yang belum diputuskan secara tertulis oleh pimpinan SINUX.</w:t>
             </w:r>
           </w:p>
         </w:tc>
       </w:tr>
       <w:tr>
         <w:trPr>
+          <w:cantSplit/>
           <w:jc w:val="center"/>
         </w:trPr>
         <w:tc>
@@ -2794,6 +2876,7 @@
       </w:tr>
       <w:tr>
         <w:trPr>
+          <w:cantSplit/>
           <w:jc w:val="center"/>
         </w:trPr>
         <w:tc>
@@ -2843,6 +2926,7 @@
       </w:tr>
       <w:tr>
         <w:trPr>
+          <w:cantSplit/>
           <w:jc w:val="center"/>
         </w:trPr>
         <w:tc>
@@ -2892,6 +2976,7 @@
       </w:tr>
       <w:tr>
         <w:trPr>
+          <w:cantSplit/>
           <w:jc w:val="center"/>
         </w:trPr>
         <w:tc>
@@ -2941,6 +3026,7 @@
       </w:tr>
       <w:tr>
         <w:trPr>
+          <w:cantSplit/>
           <w:jc w:val="center"/>
         </w:trPr>
         <w:tc>
@@ -2990,6 +3076,7 @@
       </w:tr>
       <w:tr>
         <w:trPr>
+          <w:cantSplit/>
           <w:jc w:val="center"/>
         </w:trPr>
         <w:tc>
@@ -3039,6 +3126,7 @@
       </w:tr>
       <w:tr>
         <w:trPr>
+          <w:cantSplit/>
           <w:jc w:val="center"/>
         </w:trPr>
         <w:tc>
@@ -3088,6 +3176,7 @@
       </w:tr>
       <w:tr>
         <w:trPr>
+          <w:cantSplit/>
           <w:jc w:val="center"/>
         </w:trPr>
         <w:tc>
@@ -3137,6 +3226,7 @@
       </w:tr>
       <w:tr>
         <w:trPr>
+          <w:cantSplit/>
           <w:jc w:val="center"/>
         </w:trPr>
         <w:tc>
@@ -3186,6 +3276,7 @@
       </w:tr>
       <w:tr>
         <w:trPr>
+          <w:cantSplit/>
           <w:jc w:val="center"/>
         </w:trPr>
         <w:tc>
@@ -3235,6 +3326,7 @@
       </w:tr>
       <w:tr>
         <w:trPr>
+          <w:cantSplit/>
           <w:jc w:val="center"/>
         </w:trPr>
         <w:tc>
@@ -3284,6 +3376,7 @@
       </w:tr>
       <w:tr>
         <w:trPr>
+          <w:cantSplit/>
           <w:jc w:val="center"/>
         </w:trPr>
         <w:tc>
@@ -3326,13 +3419,14 @@
                 <w:sz w:val="24"/>
                 <w:szCs w:val="24"/>
               </w:rPr>
-              <w:t>peran pemeriksa dan penyetuju FAT; jabatannya belum terisi, dan sampai terisi peran ini dijalankan Direktur (USULAN).</w:t>
+              <w:t>Peran pemeriksa dan penyetuju di FAT; selama jabatannya belum terisi, peran ini dijalankan Direktur (USULAN).</w:t>
             </w:r>
           </w:p>
         </w:tc>
       </w:tr>
       <w:tr>
         <w:trPr>
+          <w:cantSplit/>
           <w:jc w:val="center"/>
         </w:trPr>
         <w:tc>
@@ -3375,13 +3469,14 @@
                 <w:sz w:val="24"/>
                 <w:szCs w:val="24"/>
               </w:rPr>
-              <w:t>peran pelaksana yang dijalankan pemegang jabatan Finance (JA-10) dan Accounting &amp; Tax (JA-11) (USULAN).</w:t>
+              <w:t>Peran pelaksana yang dijalankan pemegang jabatan Finance (JA-10) dan Accounting &amp; Tax (JA-11) (USULAN).</w:t>
             </w:r>
           </w:p>
         </w:tc>
       </w:tr>
       <w:tr>
         <w:trPr>
+          <w:cantSplit/>
           <w:jc w:val="center"/>
         </w:trPr>
         <w:tc>
@@ -3431,6 +3526,7 @@
       </w:tr>
       <w:tr>
         <w:trPr>
+          <w:cantSplit/>
           <w:jc w:val="center"/>
         </w:trPr>
         <w:tc>
@@ -3480,6 +3576,7 @@
       </w:tr>
       <w:tr>
         <w:trPr>
+          <w:cantSplit/>
           <w:jc w:val="center"/>
         </w:trPr>
         <w:tc>
@@ -3529,6 +3626,7 @@
       </w:tr>
       <w:tr>
         <w:trPr>
+          <w:cantSplit/>
           <w:jc w:val="center"/>
         </w:trPr>
         <w:tc>
@@ -3578,6 +3676,7 @@
       </w:tr>
       <w:tr>
         <w:trPr>
+          <w:cantSplit/>
           <w:jc w:val="center"/>
         </w:trPr>
         <w:tc>
@@ -3627,6 +3726,7 @@
       </w:tr>
       <w:tr>
         <w:trPr>
+          <w:cantSplit/>
           <w:jc w:val="center"/>
         </w:trPr>
         <w:tc>
@@ -3676,6 +3776,7 @@
       </w:tr>
       <w:tr>
         <w:trPr>
+          <w:cantSplit/>
           <w:jc w:val="center"/>
         </w:trPr>
         <w:tc>
@@ -3725,6 +3826,7 @@
       </w:tr>
       <w:tr>
         <w:trPr>
+          <w:cantSplit/>
           <w:jc w:val="center"/>
         </w:trPr>
         <w:tc>
@@ -3767,13 +3869,14 @@
                 <w:sz w:val="24"/>
                 <w:szCs w:val="24"/>
               </w:rPr>
-              <w:t>PPh yang SINUX potong atau pungut: Pasal 21, Pasal 23/26, dan Pasal 4 ayat (2).</w:t>
+              <w:t>PPh yang dipotong atau dipungut SINUX: Pasal 21, Pasal 23/26, dan Pasal 4 ayat (2).</w:t>
             </w:r>
           </w:p>
         </w:tc>
       </w:tr>
       <w:tr>
         <w:trPr>
+          <w:cantSplit/>
           <w:jc w:val="center"/>
         </w:trPr>
         <w:tc>
@@ -3823,6 +3926,7 @@
       </w:tr>
       <w:tr>
         <w:trPr>
+          <w:cantSplit/>
           <w:jc w:val="center"/>
         </w:trPr>
         <w:tc>
@@ -3872,6 +3976,7 @@
       </w:tr>
       <w:tr>
         <w:trPr>
+          <w:cantSplit/>
           <w:jc w:val="center"/>
         </w:trPr>
         <w:tc>
@@ -3921,6 +4026,7 @@
       </w:tr>
       <w:tr>
         <w:trPr>
+          <w:cantSplit/>
           <w:jc w:val="center"/>
         </w:trPr>
         <w:tc>
@@ -3970,6 +4076,7 @@
       </w:tr>
       <w:tr>
         <w:trPr>
+          <w:cantSplit/>
           <w:jc w:val="center"/>
         </w:trPr>
         <w:tc>
@@ -4019,6 +4126,7 @@
       </w:tr>
       <w:tr>
         <w:trPr>
+          <w:cantSplit/>
           <w:jc w:val="center"/>
         </w:trPr>
         <w:tc>
@@ -4119,7 +4227,7 @@
           <w:sz w:val="24"/>
           <w:szCs w:val="24"/>
         </w:rPr>
-        <w:t xml:space="preserve">4.1 Kepatuhan perpajakan (Annex A 5.31): Finance Staff dan Finance Lead menghitung, memotong atau memungut, menyetor, dan melaporkan pajak sesuai peraturan perundang-undangan perpajakan yang berlaku, termasuk batas waktu setor dan lapor menurut peraturan itu (butir 6.2 sampai 6.5).</w:t>
+        <w:t xml:space="preserve">4.1 Kepatuhan perpajakan (Annex A 5.31): Finance Staff dan Finance Lead menghitung, memotong atau memungut, menyetor, dan melaporkan pajak sesuai peraturan perundang-undangan perpajakan yang berlaku (butir 6.2 sampai 6.5). Batas waktu setor dan lapor juga mengikuti peraturan itu.</w:t>
       </w:r>
     </w:p>
     <w:p>
@@ -4143,7 +4251,7 @@
           <w:sz w:val="24"/>
           <w:szCs w:val="24"/>
         </w:rPr>
-        <w:t xml:space="preserve">4.2 Pengendalian proses (ISO 9001:2015 8.1): Finance Staff dan Finance Lead menjalankan lima tahap di butir 6.1 sampai 6.5 secara berurutan untuk mencegah keterlambatan setor dan lapor, kesalahan penerbitan Faktur Pajak Keluaran, dan kesalahan Laporan Keuangan akibat pencatatan utang pajak yang tidak sesuai. Batas waktu tiap tahap ada di bagian 8.</w:t>
+        <w:t xml:space="preserve">4.2 Pengendalian proses (ISO 9001:2015 8.1): Finance Staff dan Finance Lead menjalankan lima tahap di butir 6.1 sampai 6.5 secara berurutan. Urutan ini mencegah keterlambatan setor dan lapor, kesalahan penerbitan Faktur Pajak Keluaran, serta kesalahan Laporan Keuangan akibat pencatatan utang pajak yang tidak sesuai. Setiap tahap diselesaikan dalam batas waktu sesuai bagian 8.</w:t>
       </w:r>
     </w:p>
     <w:p>
@@ -4167,7 +4275,7 @@
           <w:sz w:val="24"/>
           <w:szCs w:val="24"/>
         </w:rPr>
-        <w:t xml:space="preserve">4.3 Pembagian tanggung jawab (ISO 9001:2015 5.3): Finance Lead menyetujui utang pajak yang dihitung Finance Staff (butir 6.2 dan 6.3). Pembagian tanggung jawab lainnya ada di bagian 5.</w:t>
+        <w:t xml:space="preserve">4.3 Pembagian tanggung jawab (ISO 9001:2015 5.3): Finance Lead menyetujui utang pajak yang dihitung Finance Staff (butir 6.2 dan 6.3). Pembagian tanggung jawab lainnya sesuai bagian 5.</w:t>
       </w:r>
     </w:p>
     <w:p>
@@ -4191,7 +4299,7 @@
           <w:sz w:val="24"/>
           <w:szCs w:val="24"/>
         </w:rPr>
-        <w:t xml:space="preserve">4.4 Rekaman perpajakan (ISO 9001:2015 7.5.3 dan Annex A 5.33): Finance Lead mengarsipkan dokumen perpajakan agar siap untuk audit internal, audit eksternal, dan pemeriksaan DJP (butir 6.5). Lokasi, pemilik, dan retensi tiap rekaman ada di tabel bagian 11.</w:t>
+        <w:t xml:space="preserve">4.4 Record perpajakan (ISO 9001:2015 7.5.3 dan Annex A 5.33): Finance Lead mengarsipkan dokumen perpajakan agar siap untuk audit internal, audit eksternal, dan pemeriksaan DJP (butir 6.5). Lokasi, pemilik, dan retensi tiap record mengikuti tabel bagian 11.</w:t>
       </w:r>
     </w:p>
     <w:p>
@@ -4215,7 +4323,7 @@
           <w:sz w:val="24"/>
           <w:szCs w:val="24"/>
         </w:rPr>
-        <w:t xml:space="preserve">4.5 Klasifikasi: rekaman perpajakan di bagian 11 berklasifikasi RESTRICTED (Internal) menurut SNX-ISMS-PRO-01 (USULAN).</w:t>
+        <w:t xml:space="preserve">4.5 Klasifikasi: record perpajakan di bagian 11 berklasifikasi RESTRICTED (Internal) sesuai SNX-ISMS-PRO-01 (USULAN).</w:t>
       </w:r>
     </w:p>
     <w:p>
@@ -4239,12 +4347,13 @@
           <w:sz w:val="24"/>
           <w:szCs w:val="24"/>
         </w:rPr>
-        <w:t xml:space="preserve">4.6 Hak kompensasi pajak dan ekualisasi: Finance Lead mengelola hak kompensasi pajak (Tax Asset) dan memastikan ekualisasi antara Laporan Keuangan Komersial dan SPT (USULAN: Finance Lead sebagai pelaku). Bagian 6 belum memuat langkah rinci untuk butir ini.</w:t>
+        <w:t xml:space="preserve">4.6 Hak kompensasi pajak dan ekualisasi: Finance Lead mengelola hak kompensasi pajak (Tax Asset) dan memastikan ekualisasi antara Laporan Keuangan Komersial dan SPT. Bagian 6 belum memuat langkah rinci untuk butir ini, dan penetapan Finance Lead sebagai pelakunya belum diputuskan (USULAN).</w:t>
       </w:r>
     </w:p>
     <w:p>
       <w:pPr>
         <w:pStyle w:val="Heading1"/>
+        <w:keepNext/>
         <w:numPr>
           <w:ilvl w:val="0"/>
           <w:numId w:val="7"/>
@@ -4272,6 +4381,8 @@
       </w:tblGrid>
       <w:tr>
         <w:trPr>
+          <w:cantSplit/>
+          <w:tblHeader/>
           <w:jc w:val="center"/>
         </w:trPr>
         <w:tc>
@@ -4288,6 +4399,7 @@
           </w:tcPr>
           <w:p>
             <w:pPr>
+              <w:keepNext/>
               <w:jc w:val="center"/>
               <w:rPr>
                 <w:sz w:val="24"/>
@@ -4319,6 +4431,7 @@
           </w:tcPr>
           <w:p>
             <w:pPr>
+              <w:keepNext/>
               <w:jc w:val="center"/>
               <w:rPr>
                 <w:sz w:val="24"/>
@@ -4350,6 +4463,7 @@
           </w:tcPr>
           <w:p>
             <w:pPr>
+              <w:keepNext/>
               <w:jc w:val="center"/>
               <w:rPr>
                 <w:sz w:val="24"/>
@@ -4370,6 +4484,7 @@
       </w:tr>
       <w:tr>
         <w:trPr>
+          <w:cantSplit/>
           <w:jc w:val="center"/>
         </w:trPr>
         <w:tc>
@@ -4415,19 +4530,19 @@
           </w:tcPr>
           <w:p>
             <w:pPr>
-              <w:jc w:val="both"/>
-              <w:rPr>
-                <w:sz w:val="24"/>
-                <w:szCs w:val="24"/>
-              </w:rPr>
-            </w:pPr>
-            <w:r>
-              <w:rPr>
-                <w:b w:val="0"/>
-                <w:sz w:val="24"/>
-                <w:szCs w:val="24"/>
-              </w:rPr>
-              <w:t>Pemilik SOP. Merekonsiliasi utang pajak di dokumen tracker tiap akhir Masa Pajak, menyetujui utang pajak, mengajukan pembayaran, melaporkan pajak, dan mengarsipkan dokumen perpajakan (butir 6.3 dan 6.5). Mengelola hak kompensasi pajak (Tax Asset) dan memastikan ekualisasi menurut butir 4.6 (USULAN).</w:t>
+              <w:jc w:val="left"/>
+              <w:rPr>
+                <w:sz w:val="24"/>
+                <w:szCs w:val="24"/>
+              </w:rPr>
+            </w:pPr>
+            <w:r>
+              <w:rPr>
+                <w:b w:val="0"/>
+                <w:sz w:val="24"/>
+                <w:szCs w:val="24"/>
+              </w:rPr>
+              <w:t>Pemilik SOP. Merekonsiliasi utang pajak di dokumen tracker tiap akhir Masa Pajak, menyetujui utang pajak, mengajukan pembayaran, melaporkan pajak, dan mengarsipkan dokumen perpajakan (butir 6.3 dan 6.5). Mengelola hak kompensasi pajak (Tax Asset) dan memastikan ekualisasi sesuai butir 4.6 (USULAN).</w:t>
             </w:r>
           </w:p>
         </w:tc>
@@ -4445,7 +4560,7 @@
           </w:tcPr>
           <w:p>
             <w:pPr>
-              <w:jc w:val="both"/>
+              <w:jc w:val="left"/>
               <w:rPr>
                 <w:sz w:val="24"/>
                 <w:szCs w:val="24"/>
@@ -4464,6 +4579,7 @@
       </w:tr>
       <w:tr>
         <w:trPr>
+          <w:cantSplit/>
           <w:jc w:val="center"/>
         </w:trPr>
         <w:tc>
@@ -4509,19 +4625,19 @@
           </w:tcPr>
           <w:p>
             <w:pPr>
-              <w:jc w:val="both"/>
-              <w:rPr>
-                <w:sz w:val="24"/>
-                <w:szCs w:val="24"/>
-              </w:rPr>
-            </w:pPr>
-            <w:r>
-              <w:rPr>
-                <w:b w:val="0"/>
-                <w:sz w:val="24"/>
-                <w:szCs w:val="24"/>
-              </w:rPr>
-              <w:t>Memeriksa kelengkapan dokumen, menganalisis aspek pajak, menghitung utang pajak, mencatatnya di dokumen tracker, membuat bukti potong, Faktur Pajak Keluaran, dan kode billing (butir 6.1, 6.2, dan 6.4). Menyetor pajak dan mencatat BPN/NTPN menurut butir 6.4 (USULAN).</w:t>
+              <w:jc w:val="left"/>
+              <w:rPr>
+                <w:sz w:val="24"/>
+                <w:szCs w:val="24"/>
+              </w:rPr>
+            </w:pPr>
+            <w:r>
+              <w:rPr>
+                <w:b w:val="0"/>
+                <w:sz w:val="24"/>
+                <w:szCs w:val="24"/>
+              </w:rPr>
+              <w:t>Memeriksa kelengkapan dokumen, menganalisis aspek pajak, menghitung utang pajak, mencatatnya di dokumen tracker, membuat bukti potong, Faktur Pajak Keluaran, dan kode billing (butir 6.1, 6.2, dan 6.4). Menyetor pajak dan mencatat BPN/NTPN sesuai butir 6.4 (USULAN).</w:t>
             </w:r>
           </w:p>
         </w:tc>
@@ -4539,25 +4655,26 @@
           </w:tcPr>
           <w:p>
             <w:pPr>
-              <w:jc w:val="both"/>
-              <w:rPr>
-                <w:sz w:val="24"/>
-                <w:szCs w:val="24"/>
-              </w:rPr>
-            </w:pPr>
-            <w:r>
-              <w:rPr>
-                <w:b w:val="0"/>
-                <w:sz w:val="24"/>
-                <w:szCs w:val="24"/>
-              </w:rPr>
-              <w:t>Membuat bukti potong, Faktur Pajak Keluaran, dan kode billing; menyetor pajak sesudah Finance Lead mengajukan pembayaran (USULAN).</w:t>
+              <w:jc w:val="left"/>
+              <w:rPr>
+                <w:sz w:val="24"/>
+                <w:szCs w:val="24"/>
+              </w:rPr>
+            </w:pPr>
+            <w:r>
+              <w:rPr>
+                <w:b w:val="0"/>
+                <w:sz w:val="24"/>
+                <w:szCs w:val="24"/>
+              </w:rPr>
+              <w:t>Membuat bukti potong, Faktur Pajak Keluaran, dan kode billing; menyetor pajak setelah Finance Lead mengajukan pembayaran (USULAN).</w:t>
             </w:r>
           </w:p>
         </w:tc>
       </w:tr>
       <w:tr>
         <w:trPr>
+          <w:cantSplit/>
           <w:jc w:val="center"/>
         </w:trPr>
         <w:tc>
@@ -4603,19 +4720,19 @@
           </w:tcPr>
           <w:p>
             <w:pPr>
-              <w:jc w:val="both"/>
-              <w:rPr>
-                <w:sz w:val="24"/>
-                <w:szCs w:val="24"/>
-              </w:rPr>
-            </w:pPr>
-            <w:r>
-              <w:rPr>
-                <w:b w:val="0"/>
-                <w:sz w:val="24"/>
-                <w:szCs w:val="24"/>
-              </w:rPr>
-              <w:t>Menyerahkan invoice atau pengajuan yang memiliki aspek pajak kepada Finance Staff, menurut butir 6.1 (USULAN).</w:t>
+              <w:jc w:val="left"/>
+              <w:rPr>
+                <w:sz w:val="24"/>
+                <w:szCs w:val="24"/>
+              </w:rPr>
+            </w:pPr>
+            <w:r>
+              <w:rPr>
+                <w:b w:val="0"/>
+                <w:sz w:val="24"/>
+                <w:szCs w:val="24"/>
+              </w:rPr>
+              <w:t>Menyerahkan invoice atau pengajuan yang memiliki aspek pajak kepada Finance Staff sesuai butir 6.1 (USULAN).</w:t>
             </w:r>
           </w:p>
         </w:tc>
@@ -4633,7 +4750,7 @@
           </w:tcPr>
           <w:p>
             <w:pPr>
-              <w:jc w:val="both"/>
+              <w:jc w:val="left"/>
               <w:rPr>
                 <w:sz w:val="24"/>
                 <w:szCs w:val="24"/>
@@ -4723,6 +4840,7 @@
     </w:p>
     <w:p>
       <w:pPr>
+        <w:keepNext/>
         <w:pBdr>
           <w:top w:val="nil"/>
           <w:left w:val="nil"/>
@@ -4755,17 +4873,19 @@
         <w:tblLook w:val="0400" w:firstRow="0" w:lastRow="0" w:firstColumn="0" w:lastColumn="0" w:noHBand="0" w:noVBand="1"/>
       </w:tblPr>
       <w:tblGrid>
-        <w:gridCol w:w="3367"/>
-        <w:gridCol w:w="2248"/>
-        <w:gridCol w:w="3913"/>
+        <w:gridCol w:w="4309"/>
+        <w:gridCol w:w="1927"/>
+        <w:gridCol w:w="2835"/>
       </w:tblGrid>
       <w:tr>
         <w:trPr>
+          <w:cantSplit/>
+          <w:tblHeader/>
           <w:jc w:val="center"/>
         </w:trPr>
         <w:tc>
           <w:tcPr>
-            <w:tcW w:w="3367" w:type="dxa"/>
+            <w:tcW w:w="4309" w:type="dxa"/>
             <w:tcBorders>
               <w:top w:val="single" w:sz="8" w:space="0" w:color="000000"/>
               <w:left w:val="single" w:sz="8" w:space="0" w:color="000000"/>
@@ -4776,6 +4896,7 @@
           </w:tcPr>
           <w:p>
             <w:pPr>
+              <w:keepNext/>
               <w:jc w:val="center"/>
               <w:rPr>
                 <w:sz w:val="24"/>
@@ -4795,7 +4916,7 @@
         </w:tc>
         <w:tc>
           <w:tcPr>
-            <w:tcW w:w="2248" w:type="dxa"/>
+            <w:tcW w:w="1927" w:type="dxa"/>
             <w:tcBorders>
               <w:top w:val="single" w:sz="8" w:space="0" w:color="000000"/>
               <w:left w:val="single" w:sz="8" w:space="0" w:color="000000"/>
@@ -4806,6 +4927,7 @@
           </w:tcPr>
           <w:p>
             <w:pPr>
+              <w:keepNext/>
               <w:jc w:val="center"/>
               <w:rPr>
                 <w:sz w:val="24"/>
@@ -4825,7 +4947,7 @@
         </w:tc>
         <w:tc>
           <w:tcPr>
-            <w:tcW w:w="3913" w:type="dxa"/>
+            <w:tcW w:w="2835" w:type="dxa"/>
             <w:tcBorders>
               <w:top w:val="single" w:sz="8" w:space="0" w:color="000000"/>
               <w:left w:val="single" w:sz="8" w:space="0" w:color="000000"/>
@@ -4836,6 +4958,7 @@
           </w:tcPr>
           <w:p>
             <w:pPr>
+              <w:keepNext/>
               <w:jc w:val="center"/>
               <w:rPr>
                 <w:sz w:val="24"/>
@@ -4856,11 +4979,12 @@
       </w:tr>
       <w:tr>
         <w:trPr>
+          <w:cantSplit/>
           <w:jc w:val="center"/>
         </w:trPr>
         <w:tc>
           <w:tcPr>
-            <w:tcW w:w="3367" w:type="dxa"/>
+            <w:tcW w:w="4309" w:type="dxa"/>
             <w:tcBorders>
               <w:top w:val="single" w:sz="8" w:space="0" w:color="000000"/>
               <w:left w:val="single" w:sz="8" w:space="0" w:color="000000"/>
@@ -4888,7 +5012,7 @@
         </w:tc>
         <w:tc>
           <w:tcPr>
-            <w:tcW w:w="2248" w:type="dxa"/>
+            <w:tcW w:w="1927" w:type="dxa"/>
             <w:tcBorders>
               <w:top w:val="single" w:sz="8" w:space="0" w:color="000000"/>
               <w:left w:val="single" w:sz="8" w:space="0" w:color="000000"/>
@@ -4916,7 +5040,7 @@
         </w:tc>
         <w:tc>
           <w:tcPr>
-            <w:tcW w:w="3913" w:type="dxa"/>
+            <w:tcW w:w="2835" w:type="dxa"/>
             <w:tcBorders>
               <w:top w:val="single" w:sz="8" w:space="0" w:color="000000"/>
               <w:left w:val="single" w:sz="8" w:space="0" w:color="000000"/>
@@ -4927,7 +5051,7 @@
           </w:tcPr>
           <w:p>
             <w:pPr>
-              <w:jc w:val="both"/>
+              <w:jc w:val="left"/>
               <w:rPr>
                 <w:sz w:val="24"/>
                 <w:szCs w:val="24"/>
@@ -4946,11 +5070,12 @@
       </w:tr>
       <w:tr>
         <w:trPr>
+          <w:cantSplit/>
           <w:jc w:val="center"/>
         </w:trPr>
         <w:tc>
           <w:tcPr>
-            <w:tcW w:w="3367" w:type="dxa"/>
+            <w:tcW w:w="4309" w:type="dxa"/>
             <w:tcBorders>
               <w:top w:val="single" w:sz="8" w:space="0" w:color="000000"/>
               <w:left w:val="single" w:sz="8" w:space="0" w:color="000000"/>
@@ -4978,7 +5103,7 @@
         </w:tc>
         <w:tc>
           <w:tcPr>
-            <w:tcW w:w="2248" w:type="dxa"/>
+            <w:tcW w:w="1927" w:type="dxa"/>
             <w:tcBorders>
               <w:top w:val="single" w:sz="8" w:space="0" w:color="000000"/>
               <w:left w:val="single" w:sz="8" w:space="0" w:color="000000"/>
@@ -5006,7 +5131,7 @@
         </w:tc>
         <w:tc>
           <w:tcPr>
-            <w:tcW w:w="3913" w:type="dxa"/>
+            <w:tcW w:w="2835" w:type="dxa"/>
             <w:tcBorders>
               <w:top w:val="single" w:sz="8" w:space="0" w:color="000000"/>
               <w:left w:val="single" w:sz="8" w:space="0" w:color="000000"/>
@@ -5017,7 +5142,7 @@
           </w:tcPr>
           <w:p>
             <w:pPr>
-              <w:jc w:val="both"/>
+              <w:jc w:val="left"/>
               <w:rPr>
                 <w:sz w:val="24"/>
                 <w:szCs w:val="24"/>
@@ -5062,6 +5187,7 @@
     <w:p>
       <w:pPr>
         <w:pStyle w:val="Heading2"/>
+        <w:keepNext/>
         <w:numPr>
           <w:ilvl w:val="1"/>
           <w:numId w:val="7"/>
@@ -5082,17 +5208,19 @@
         <w:tblLook w:val="0400" w:firstRow="0" w:lastRow="0" w:firstColumn="0" w:lastColumn="0" w:noHBand="0" w:noVBand="1"/>
       </w:tblPr>
       <w:tblGrid>
-        <w:gridCol w:w="3367"/>
-        <w:gridCol w:w="2248"/>
-        <w:gridCol w:w="3913"/>
+        <w:gridCol w:w="4309"/>
+        <w:gridCol w:w="1927"/>
+        <w:gridCol w:w="2835"/>
       </w:tblGrid>
       <w:tr>
         <w:trPr>
+          <w:cantSplit/>
+          <w:tblHeader/>
           <w:jc w:val="center"/>
         </w:trPr>
         <w:tc>
           <w:tcPr>
-            <w:tcW w:w="3367" w:type="dxa"/>
+            <w:tcW w:w="4309" w:type="dxa"/>
             <w:tcBorders>
               <w:top w:val="single" w:sz="8" w:space="0" w:color="000000"/>
               <w:left w:val="single" w:sz="8" w:space="0" w:color="000000"/>
@@ -5103,6 +5231,7 @@
           </w:tcPr>
           <w:p>
             <w:pPr>
+              <w:keepNext/>
               <w:jc w:val="center"/>
               <w:rPr>
                 <w:sz w:val="24"/>
@@ -5122,7 +5251,7 @@
         </w:tc>
         <w:tc>
           <w:tcPr>
-            <w:tcW w:w="2248" w:type="dxa"/>
+            <w:tcW w:w="1927" w:type="dxa"/>
             <w:tcBorders>
               <w:top w:val="single" w:sz="8" w:space="0" w:color="000000"/>
               <w:left w:val="single" w:sz="8" w:space="0" w:color="000000"/>
@@ -5133,6 +5262,7 @@
           </w:tcPr>
           <w:p>
             <w:pPr>
+              <w:keepNext/>
               <w:jc w:val="center"/>
               <w:rPr>
                 <w:sz w:val="24"/>
@@ -5152,7 +5282,7 @@
         </w:tc>
         <w:tc>
           <w:tcPr>
-            <w:tcW w:w="3913" w:type="dxa"/>
+            <w:tcW w:w="2835" w:type="dxa"/>
             <w:tcBorders>
               <w:top w:val="single" w:sz="8" w:space="0" w:color="000000"/>
               <w:left w:val="single" w:sz="8" w:space="0" w:color="000000"/>
@@ -5163,6 +5293,7 @@
           </w:tcPr>
           <w:p>
             <w:pPr>
+              <w:keepNext/>
               <w:jc w:val="center"/>
               <w:rPr>
                 <w:sz w:val="24"/>
@@ -5183,11 +5314,12 @@
       </w:tr>
       <w:tr>
         <w:trPr>
+          <w:cantSplit/>
           <w:jc w:val="center"/>
         </w:trPr>
         <w:tc>
           <w:tcPr>
-            <w:tcW w:w="3367" w:type="dxa"/>
+            <w:tcW w:w="4309" w:type="dxa"/>
             <w:tcBorders>
               <w:top w:val="single" w:sz="8" w:space="0" w:color="000000"/>
               <w:left w:val="single" w:sz="8" w:space="0" w:color="000000"/>
@@ -5215,7 +5347,7 @@
         </w:tc>
         <w:tc>
           <w:tcPr>
-            <w:tcW w:w="2248" w:type="dxa"/>
+            <w:tcW w:w="1927" w:type="dxa"/>
             <w:tcBorders>
               <w:top w:val="single" w:sz="8" w:space="0" w:color="000000"/>
               <w:left w:val="single" w:sz="8" w:space="0" w:color="000000"/>
@@ -5243,7 +5375,7 @@
         </w:tc>
         <w:tc>
           <w:tcPr>
-            <w:tcW w:w="3913" w:type="dxa"/>
+            <w:tcW w:w="2835" w:type="dxa"/>
             <w:tcBorders>
               <w:top w:val="single" w:sz="8" w:space="0" w:color="000000"/>
               <w:left w:val="single" w:sz="8" w:space="0" w:color="000000"/>
@@ -5254,7 +5386,7 @@
           </w:tcPr>
           <w:p>
             <w:pPr>
-              <w:jc w:val="both"/>
+              <w:jc w:val="left"/>
               <w:rPr>
                 <w:sz w:val="24"/>
                 <w:szCs w:val="24"/>
@@ -5273,11 +5405,12 @@
       </w:tr>
       <w:tr>
         <w:trPr>
+          <w:cantSplit/>
           <w:jc w:val="center"/>
         </w:trPr>
         <w:tc>
           <w:tcPr>
-            <w:tcW w:w="3367" w:type="dxa"/>
+            <w:tcW w:w="4309" w:type="dxa"/>
             <w:tcBorders>
               <w:top w:val="single" w:sz="8" w:space="0" w:color="000000"/>
               <w:left w:val="single" w:sz="8" w:space="0" w:color="000000"/>
@@ -5299,13 +5432,13 @@
                 <w:sz w:val="24"/>
                 <w:szCs w:val="24"/>
               </w:rPr>
-              <w:t>2. Input utang pajak ke dokumen tracker.</w:t>
-            </w:r>
-          </w:p>
-        </w:tc>
-        <w:tc>
-          <w:tcPr>
-            <w:tcW w:w="2248" w:type="dxa"/>
+              <w:t>2. Catat utang pajak di dokumen tracker.</w:t>
+            </w:r>
+          </w:p>
+        </w:tc>
+        <w:tc>
+          <w:tcPr>
+            <w:tcW w:w="1927" w:type="dxa"/>
             <w:tcBorders>
               <w:top w:val="single" w:sz="8" w:space="0" w:color="000000"/>
               <w:left w:val="single" w:sz="8" w:space="0" w:color="000000"/>
@@ -5333,7 +5466,7 @@
         </w:tc>
         <w:tc>
           <w:tcPr>
-            <w:tcW w:w="3913" w:type="dxa"/>
+            <w:tcW w:w="2835" w:type="dxa"/>
             <w:tcBorders>
               <w:top w:val="single" w:sz="8" w:space="0" w:color="000000"/>
               <w:left w:val="single" w:sz="8" w:space="0" w:color="000000"/>
@@ -5344,7 +5477,7 @@
           </w:tcPr>
           <w:p>
             <w:pPr>
-              <w:jc w:val="both"/>
+              <w:jc w:val="left"/>
               <w:rPr>
                 <w:sz w:val="24"/>
                 <w:szCs w:val="24"/>
@@ -5363,11 +5496,12 @@
       </w:tr>
       <w:tr>
         <w:trPr>
+          <w:cantSplit/>
           <w:jc w:val="center"/>
         </w:trPr>
         <w:tc>
           <w:tcPr>
-            <w:tcW w:w="3367" w:type="dxa"/>
+            <w:tcW w:w="4309" w:type="dxa"/>
             <w:tcBorders>
               <w:top w:val="single" w:sz="8" w:space="0" w:color="000000"/>
               <w:left w:val="single" w:sz="8" w:space="0" w:color="000000"/>
@@ -5395,7 +5529,7 @@
         </w:tc>
         <w:tc>
           <w:tcPr>
-            <w:tcW w:w="2248" w:type="dxa"/>
+            <w:tcW w:w="1927" w:type="dxa"/>
             <w:tcBorders>
               <w:top w:val="single" w:sz="8" w:space="0" w:color="000000"/>
               <w:left w:val="single" w:sz="8" w:space="0" w:color="000000"/>
@@ -5423,7 +5557,7 @@
         </w:tc>
         <w:tc>
           <w:tcPr>
-            <w:tcW w:w="3913" w:type="dxa"/>
+            <w:tcW w:w="2835" w:type="dxa"/>
             <w:tcBorders>
               <w:top w:val="single" w:sz="8" w:space="0" w:color="000000"/>
               <w:left w:val="single" w:sz="8" w:space="0" w:color="000000"/>
@@ -5434,7 +5568,7 @@
           </w:tcPr>
           <w:p>
             <w:pPr>
-              <w:jc w:val="both"/>
+              <w:jc w:val="left"/>
               <w:rPr>
                 <w:sz w:val="24"/>
                 <w:szCs w:val="24"/>
@@ -5453,11 +5587,12 @@
       </w:tr>
       <w:tr>
         <w:trPr>
+          <w:cantSplit/>
           <w:jc w:val="center"/>
         </w:trPr>
         <w:tc>
           <w:tcPr>
-            <w:tcW w:w="3367" w:type="dxa"/>
+            <w:tcW w:w="4309" w:type="dxa"/>
             <w:tcBorders>
               <w:top w:val="single" w:sz="8" w:space="0" w:color="000000"/>
               <w:left w:val="single" w:sz="8" w:space="0" w:color="000000"/>
@@ -5485,7 +5620,7 @@
         </w:tc>
         <w:tc>
           <w:tcPr>
-            <w:tcW w:w="2248" w:type="dxa"/>
+            <w:tcW w:w="1927" w:type="dxa"/>
             <w:tcBorders>
               <w:top w:val="single" w:sz="8" w:space="0" w:color="000000"/>
               <w:left w:val="single" w:sz="8" w:space="0" w:color="000000"/>
@@ -5513,7 +5648,7 @@
         </w:tc>
         <w:tc>
           <w:tcPr>
-            <w:tcW w:w="3913" w:type="dxa"/>
+            <w:tcW w:w="2835" w:type="dxa"/>
             <w:tcBorders>
               <w:top w:val="single" w:sz="8" w:space="0" w:color="000000"/>
               <w:left w:val="single" w:sz="8" w:space="0" w:color="000000"/>
@@ -5524,7 +5659,7 @@
           </w:tcPr>
           <w:p>
             <w:pPr>
-              <w:jc w:val="both"/>
+              <w:jc w:val="left"/>
               <w:rPr>
                 <w:sz w:val="24"/>
                 <w:szCs w:val="24"/>
@@ -5569,6 +5704,7 @@
     <w:p>
       <w:pPr>
         <w:pStyle w:val="Heading2"/>
+        <w:keepNext/>
         <w:numPr>
           <w:ilvl w:val="1"/>
           <w:numId w:val="7"/>
@@ -5589,17 +5725,19 @@
         <w:tblLook w:val="0400" w:firstRow="0" w:lastRow="0" w:firstColumn="0" w:lastColumn="0" w:noHBand="0" w:noVBand="1"/>
       </w:tblPr>
       <w:tblGrid>
-        <w:gridCol w:w="3367"/>
-        <w:gridCol w:w="2248"/>
-        <w:gridCol w:w="3913"/>
+        <w:gridCol w:w="4309"/>
+        <w:gridCol w:w="1927"/>
+        <w:gridCol w:w="2835"/>
       </w:tblGrid>
       <w:tr>
         <w:trPr>
+          <w:cantSplit/>
+          <w:tblHeader/>
           <w:jc w:val="center"/>
         </w:trPr>
         <w:tc>
           <w:tcPr>
-            <w:tcW w:w="3367" w:type="dxa"/>
+            <w:tcW w:w="4309" w:type="dxa"/>
             <w:tcBorders>
               <w:top w:val="single" w:sz="8" w:space="0" w:color="000000"/>
               <w:left w:val="single" w:sz="8" w:space="0" w:color="000000"/>
@@ -5610,6 +5748,7 @@
           </w:tcPr>
           <w:p>
             <w:pPr>
+              <w:keepNext/>
               <w:jc w:val="center"/>
               <w:rPr>
                 <w:sz w:val="24"/>
@@ -5629,7 +5768,7 @@
         </w:tc>
         <w:tc>
           <w:tcPr>
-            <w:tcW w:w="2248" w:type="dxa"/>
+            <w:tcW w:w="1927" w:type="dxa"/>
             <w:tcBorders>
               <w:top w:val="single" w:sz="8" w:space="0" w:color="000000"/>
               <w:left w:val="single" w:sz="8" w:space="0" w:color="000000"/>
@@ -5640,6 +5779,7 @@
           </w:tcPr>
           <w:p>
             <w:pPr>
+              <w:keepNext/>
               <w:jc w:val="center"/>
               <w:rPr>
                 <w:sz w:val="24"/>
@@ -5659,7 +5799,7 @@
         </w:tc>
         <w:tc>
           <w:tcPr>
-            <w:tcW w:w="3913" w:type="dxa"/>
+            <w:tcW w:w="2835" w:type="dxa"/>
             <w:tcBorders>
               <w:top w:val="single" w:sz="8" w:space="0" w:color="000000"/>
               <w:left w:val="single" w:sz="8" w:space="0" w:color="000000"/>
@@ -5670,6 +5810,7 @@
           </w:tcPr>
           <w:p>
             <w:pPr>
+              <w:keepNext/>
               <w:jc w:val="center"/>
               <w:rPr>
                 <w:sz w:val="24"/>
@@ -5690,11 +5831,12 @@
       </w:tr>
       <w:tr>
         <w:trPr>
+          <w:cantSplit/>
           <w:jc w:val="center"/>
         </w:trPr>
         <w:tc>
           <w:tcPr>
-            <w:tcW w:w="3367" w:type="dxa"/>
+            <w:tcW w:w="4309" w:type="dxa"/>
             <w:tcBorders>
               <w:top w:val="single" w:sz="8" w:space="0" w:color="000000"/>
               <w:left w:val="single" w:sz="8" w:space="0" w:color="000000"/>
@@ -5716,13 +5858,13 @@
                 <w:sz w:val="24"/>
                 <w:szCs w:val="24"/>
               </w:rPr>
-              <w:t>1. Rekonsiliasi utang pajak di dokumen tracker pada setiap akhir Masa Pajak.</w:t>
-            </w:r>
-          </w:p>
-        </w:tc>
-        <w:tc>
-          <w:tcPr>
-            <w:tcW w:w="2248" w:type="dxa"/>
+              <w:t>1. Rekonsiliasikan utang pajak di dokumen tracker setiap akhir Masa Pajak.</w:t>
+            </w:r>
+          </w:p>
+        </w:tc>
+        <w:tc>
+          <w:tcPr>
+            <w:tcW w:w="1927" w:type="dxa"/>
             <w:tcBorders>
               <w:top w:val="single" w:sz="8" w:space="0" w:color="000000"/>
               <w:left w:val="single" w:sz="8" w:space="0" w:color="000000"/>
@@ -5750,7 +5892,7 @@
         </w:tc>
         <w:tc>
           <w:tcPr>
-            <w:tcW w:w="3913" w:type="dxa"/>
+            <w:tcW w:w="2835" w:type="dxa"/>
             <w:tcBorders>
               <w:top w:val="single" w:sz="8" w:space="0" w:color="000000"/>
               <w:left w:val="single" w:sz="8" w:space="0" w:color="000000"/>
@@ -5761,7 +5903,7 @@
           </w:tcPr>
           <w:p>
             <w:pPr>
-              <w:jc w:val="both"/>
+              <w:jc w:val="left"/>
               <w:rPr>
                 <w:sz w:val="24"/>
                 <w:szCs w:val="24"/>
@@ -5780,11 +5922,12 @@
       </w:tr>
       <w:tr>
         <w:trPr>
+          <w:cantSplit/>
           <w:jc w:val="center"/>
         </w:trPr>
         <w:tc>
           <w:tcPr>
-            <w:tcW w:w="3367" w:type="dxa"/>
+            <w:tcW w:w="4309" w:type="dxa"/>
             <w:tcBorders>
               <w:top w:val="single" w:sz="8" w:space="0" w:color="000000"/>
               <w:left w:val="single" w:sz="8" w:space="0" w:color="000000"/>
@@ -5812,7 +5955,7 @@
         </w:tc>
         <w:tc>
           <w:tcPr>
-            <w:tcW w:w="2248" w:type="dxa"/>
+            <w:tcW w:w="1927" w:type="dxa"/>
             <w:tcBorders>
               <w:top w:val="single" w:sz="8" w:space="0" w:color="000000"/>
               <w:left w:val="single" w:sz="8" w:space="0" w:color="000000"/>
@@ -5840,7 +5983,7 @@
         </w:tc>
         <w:tc>
           <w:tcPr>
-            <w:tcW w:w="3913" w:type="dxa"/>
+            <w:tcW w:w="2835" w:type="dxa"/>
             <w:tcBorders>
               <w:top w:val="single" w:sz="8" w:space="0" w:color="000000"/>
               <w:left w:val="single" w:sz="8" w:space="0" w:color="000000"/>
@@ -5851,7 +5994,7 @@
           </w:tcPr>
           <w:p>
             <w:pPr>
-              <w:jc w:val="both"/>
+              <w:jc w:val="left"/>
               <w:rPr>
                 <w:sz w:val="24"/>
                 <w:szCs w:val="24"/>
@@ -5870,11 +6013,12 @@
       </w:tr>
       <w:tr>
         <w:trPr>
+          <w:cantSplit/>
           <w:jc w:val="center"/>
         </w:trPr>
         <w:tc>
           <w:tcPr>
-            <w:tcW w:w="3367" w:type="dxa"/>
+            <w:tcW w:w="4309" w:type="dxa"/>
             <w:tcBorders>
               <w:top w:val="single" w:sz="8" w:space="0" w:color="000000"/>
               <w:left w:val="single" w:sz="8" w:space="0" w:color="000000"/>
@@ -5902,7 +6046,7 @@
         </w:tc>
         <w:tc>
           <w:tcPr>
-            <w:tcW w:w="2248" w:type="dxa"/>
+            <w:tcW w:w="1927" w:type="dxa"/>
             <w:tcBorders>
               <w:top w:val="single" w:sz="8" w:space="0" w:color="000000"/>
               <w:left w:val="single" w:sz="8" w:space="0" w:color="000000"/>
@@ -5930,7 +6074,7 @@
         </w:tc>
         <w:tc>
           <w:tcPr>
-            <w:tcW w:w="3913" w:type="dxa"/>
+            <w:tcW w:w="2835" w:type="dxa"/>
             <w:tcBorders>
               <w:top w:val="single" w:sz="8" w:space="0" w:color="000000"/>
               <w:left w:val="single" w:sz="8" w:space="0" w:color="000000"/>
@@ -5941,7 +6085,7 @@
           </w:tcPr>
           <w:p>
             <w:pPr>
-              <w:jc w:val="both"/>
+              <w:jc w:val="left"/>
               <w:rPr>
                 <w:sz w:val="24"/>
                 <w:szCs w:val="24"/>
@@ -5986,6 +6130,7 @@
     <w:p>
       <w:pPr>
         <w:pStyle w:val="Heading2"/>
+        <w:keepNext/>
         <w:numPr>
           <w:ilvl w:val="1"/>
           <w:numId w:val="7"/>
@@ -6006,17 +6151,19 @@
         <w:tblLook w:val="0400" w:firstRow="0" w:lastRow="0" w:firstColumn="0" w:lastColumn="0" w:noHBand="0" w:noVBand="1"/>
       </w:tblPr>
       <w:tblGrid>
-        <w:gridCol w:w="3367"/>
-        <w:gridCol w:w="2248"/>
-        <w:gridCol w:w="3913"/>
+        <w:gridCol w:w="4309"/>
+        <w:gridCol w:w="1927"/>
+        <w:gridCol w:w="2835"/>
       </w:tblGrid>
       <w:tr>
         <w:trPr>
+          <w:cantSplit/>
+          <w:tblHeader/>
           <w:jc w:val="center"/>
         </w:trPr>
         <w:tc>
           <w:tcPr>
-            <w:tcW w:w="3367" w:type="dxa"/>
+            <w:tcW w:w="4309" w:type="dxa"/>
             <w:tcBorders>
               <w:top w:val="single" w:sz="8" w:space="0" w:color="000000"/>
               <w:left w:val="single" w:sz="8" w:space="0" w:color="000000"/>
@@ -6027,6 +6174,7 @@
           </w:tcPr>
           <w:p>
             <w:pPr>
+              <w:keepNext/>
               <w:jc w:val="center"/>
               <w:rPr>
                 <w:sz w:val="24"/>
@@ -6046,7 +6194,7 @@
         </w:tc>
         <w:tc>
           <w:tcPr>
-            <w:tcW w:w="2248" w:type="dxa"/>
+            <w:tcW w:w="1927" w:type="dxa"/>
             <w:tcBorders>
               <w:top w:val="single" w:sz="8" w:space="0" w:color="000000"/>
               <w:left w:val="single" w:sz="8" w:space="0" w:color="000000"/>
@@ -6057,6 +6205,7 @@
           </w:tcPr>
           <w:p>
             <w:pPr>
+              <w:keepNext/>
               <w:jc w:val="center"/>
               <w:rPr>
                 <w:sz w:val="24"/>
@@ -6076,7 +6225,7 @@
         </w:tc>
         <w:tc>
           <w:tcPr>
-            <w:tcW w:w="3913" w:type="dxa"/>
+            <w:tcW w:w="2835" w:type="dxa"/>
             <w:tcBorders>
               <w:top w:val="single" w:sz="8" w:space="0" w:color="000000"/>
               <w:left w:val="single" w:sz="8" w:space="0" w:color="000000"/>
@@ -6087,6 +6236,7 @@
           </w:tcPr>
           <w:p>
             <w:pPr>
+              <w:keepNext/>
               <w:jc w:val="center"/>
               <w:rPr>
                 <w:sz w:val="24"/>
@@ -6107,11 +6257,12 @@
       </w:tr>
       <w:tr>
         <w:trPr>
+          <w:cantSplit/>
           <w:jc w:val="center"/>
         </w:trPr>
         <w:tc>
           <w:tcPr>
-            <w:tcW w:w="3367" w:type="dxa"/>
+            <w:tcW w:w="4309" w:type="dxa"/>
             <w:tcBorders>
               <w:top w:val="single" w:sz="8" w:space="0" w:color="000000"/>
               <w:left w:val="single" w:sz="8" w:space="0" w:color="000000"/>
@@ -6139,7 +6290,7 @@
         </w:tc>
         <w:tc>
           <w:tcPr>
-            <w:tcW w:w="2248" w:type="dxa"/>
+            <w:tcW w:w="1927" w:type="dxa"/>
             <w:tcBorders>
               <w:top w:val="single" w:sz="8" w:space="0" w:color="000000"/>
               <w:left w:val="single" w:sz="8" w:space="0" w:color="000000"/>
@@ -6167,7 +6318,7 @@
         </w:tc>
         <w:tc>
           <w:tcPr>
-            <w:tcW w:w="3913" w:type="dxa"/>
+            <w:tcW w:w="2835" w:type="dxa"/>
             <w:tcBorders>
               <w:top w:val="single" w:sz="8" w:space="0" w:color="000000"/>
               <w:left w:val="single" w:sz="8" w:space="0" w:color="000000"/>
@@ -6178,7 +6329,7 @@
           </w:tcPr>
           <w:p>
             <w:pPr>
-              <w:jc w:val="both"/>
+              <w:jc w:val="left"/>
               <w:rPr>
                 <w:sz w:val="24"/>
                 <w:szCs w:val="24"/>
@@ -6197,11 +6348,12 @@
       </w:tr>
       <w:tr>
         <w:trPr>
+          <w:cantSplit/>
           <w:jc w:val="center"/>
         </w:trPr>
         <w:tc>
           <w:tcPr>
-            <w:tcW w:w="3367" w:type="dxa"/>
+            <w:tcW w:w="4309" w:type="dxa"/>
             <w:tcBorders>
               <w:top w:val="single" w:sz="8" w:space="0" w:color="000000"/>
               <w:left w:val="single" w:sz="8" w:space="0" w:color="000000"/>
@@ -6223,13 +6375,13 @@
                 <w:sz w:val="24"/>
                 <w:szCs w:val="24"/>
               </w:rPr>
-              <w:t>2. Setor pajak memakai kode billing (USULAN).</w:t>
-            </w:r>
-          </w:p>
-        </w:tc>
-        <w:tc>
-          <w:tcPr>
-            <w:tcW w:w="2248" w:type="dxa"/>
+              <w:t>2. Setor pajak dengan kode billing (USULAN).</w:t>
+            </w:r>
+          </w:p>
+        </w:tc>
+        <w:tc>
+          <w:tcPr>
+            <w:tcW w:w="1927" w:type="dxa"/>
             <w:tcBorders>
               <w:top w:val="single" w:sz="8" w:space="0" w:color="000000"/>
               <w:left w:val="single" w:sz="8" w:space="0" w:color="000000"/>
@@ -6257,7 +6409,7 @@
         </w:tc>
         <w:tc>
           <w:tcPr>
-            <w:tcW w:w="3913" w:type="dxa"/>
+            <w:tcW w:w="2835" w:type="dxa"/>
             <w:tcBorders>
               <w:top w:val="single" w:sz="8" w:space="0" w:color="000000"/>
               <w:left w:val="single" w:sz="8" w:space="0" w:color="000000"/>
@@ -6268,7 +6420,7 @@
           </w:tcPr>
           <w:p>
             <w:pPr>
-              <w:jc w:val="both"/>
+              <w:jc w:val="left"/>
               <w:rPr>
                 <w:sz w:val="24"/>
                 <w:szCs w:val="24"/>
@@ -6287,11 +6439,12 @@
       </w:tr>
       <w:tr>
         <w:trPr>
+          <w:cantSplit/>
           <w:jc w:val="center"/>
         </w:trPr>
         <w:tc>
           <w:tcPr>
-            <w:tcW w:w="3367" w:type="dxa"/>
+            <w:tcW w:w="4309" w:type="dxa"/>
             <w:tcBorders>
               <w:top w:val="single" w:sz="8" w:space="0" w:color="000000"/>
               <w:left w:val="single" w:sz="8" w:space="0" w:color="000000"/>
@@ -6319,7 +6472,7 @@
         </w:tc>
         <w:tc>
           <w:tcPr>
-            <w:tcW w:w="2248" w:type="dxa"/>
+            <w:tcW w:w="1927" w:type="dxa"/>
             <w:tcBorders>
               <w:top w:val="single" w:sz="8" w:space="0" w:color="000000"/>
               <w:left w:val="single" w:sz="8" w:space="0" w:color="000000"/>
@@ -6347,7 +6500,7 @@
         </w:tc>
         <w:tc>
           <w:tcPr>
-            <w:tcW w:w="3913" w:type="dxa"/>
+            <w:tcW w:w="2835" w:type="dxa"/>
             <w:tcBorders>
               <w:top w:val="single" w:sz="8" w:space="0" w:color="000000"/>
               <w:left w:val="single" w:sz="8" w:space="0" w:color="000000"/>
@@ -6358,7 +6511,7 @@
           </w:tcPr>
           <w:p>
             <w:pPr>
-              <w:jc w:val="both"/>
+              <w:jc w:val="left"/>
               <w:rPr>
                 <w:sz w:val="24"/>
                 <w:szCs w:val="24"/>
@@ -6403,6 +6556,7 @@
     <w:p>
       <w:pPr>
         <w:pStyle w:val="Heading2"/>
+        <w:keepNext/>
         <w:numPr>
           <w:ilvl w:val="1"/>
           <w:numId w:val="7"/>
@@ -6423,17 +6577,19 @@
         <w:tblLook w:val="0400" w:firstRow="0" w:lastRow="0" w:firstColumn="0" w:lastColumn="0" w:noHBand="0" w:noVBand="1"/>
       </w:tblPr>
       <w:tblGrid>
-        <w:gridCol w:w="3367"/>
-        <w:gridCol w:w="2248"/>
-        <w:gridCol w:w="3913"/>
+        <w:gridCol w:w="4309"/>
+        <w:gridCol w:w="1927"/>
+        <w:gridCol w:w="2835"/>
       </w:tblGrid>
       <w:tr>
         <w:trPr>
+          <w:cantSplit/>
+          <w:tblHeader/>
           <w:jc w:val="center"/>
         </w:trPr>
         <w:tc>
           <w:tcPr>
-            <w:tcW w:w="3367" w:type="dxa"/>
+            <w:tcW w:w="4309" w:type="dxa"/>
             <w:tcBorders>
               <w:top w:val="single" w:sz="8" w:space="0" w:color="000000"/>
               <w:left w:val="single" w:sz="8" w:space="0" w:color="000000"/>
@@ -6444,6 +6600,7 @@
           </w:tcPr>
           <w:p>
             <w:pPr>
+              <w:keepNext/>
               <w:jc w:val="center"/>
               <w:rPr>
                 <w:sz w:val="24"/>
@@ -6463,7 +6620,7 @@
         </w:tc>
         <w:tc>
           <w:tcPr>
-            <w:tcW w:w="2248" w:type="dxa"/>
+            <w:tcW w:w="1927" w:type="dxa"/>
             <w:tcBorders>
               <w:top w:val="single" w:sz="8" w:space="0" w:color="000000"/>
               <w:left w:val="single" w:sz="8" w:space="0" w:color="000000"/>
@@ -6474,6 +6631,7 @@
           </w:tcPr>
           <w:p>
             <w:pPr>
+              <w:keepNext/>
               <w:jc w:val="center"/>
               <w:rPr>
                 <w:sz w:val="24"/>
@@ -6493,7 +6651,7 @@
         </w:tc>
         <w:tc>
           <w:tcPr>
-            <w:tcW w:w="3913" w:type="dxa"/>
+            <w:tcW w:w="2835" w:type="dxa"/>
             <w:tcBorders>
               <w:top w:val="single" w:sz="8" w:space="0" w:color="000000"/>
               <w:left w:val="single" w:sz="8" w:space="0" w:color="000000"/>
@@ -6504,6 +6662,7 @@
           </w:tcPr>
           <w:p>
             <w:pPr>
+              <w:keepNext/>
               <w:jc w:val="center"/>
               <w:rPr>
                 <w:sz w:val="24"/>
@@ -6524,11 +6683,12 @@
       </w:tr>
       <w:tr>
         <w:trPr>
+          <w:cantSplit/>
           <w:jc w:val="center"/>
         </w:trPr>
         <w:tc>
           <w:tcPr>
-            <w:tcW w:w="3367" w:type="dxa"/>
+            <w:tcW w:w="4309" w:type="dxa"/>
             <w:tcBorders>
               <w:top w:val="single" w:sz="8" w:space="0" w:color="000000"/>
               <w:left w:val="single" w:sz="8" w:space="0" w:color="000000"/>
@@ -6556,7 +6716,7 @@
         </w:tc>
         <w:tc>
           <w:tcPr>
-            <w:tcW w:w="2248" w:type="dxa"/>
+            <w:tcW w:w="1927" w:type="dxa"/>
             <w:tcBorders>
               <w:top w:val="single" w:sz="8" w:space="0" w:color="000000"/>
               <w:left w:val="single" w:sz="8" w:space="0" w:color="000000"/>
@@ -6584,7 +6744,7 @@
         </w:tc>
         <w:tc>
           <w:tcPr>
-            <w:tcW w:w="3913" w:type="dxa"/>
+            <w:tcW w:w="2835" w:type="dxa"/>
             <w:tcBorders>
               <w:top w:val="single" w:sz="8" w:space="0" w:color="000000"/>
               <w:left w:val="single" w:sz="8" w:space="0" w:color="000000"/>
@@ -6595,7 +6755,7 @@
           </w:tcPr>
           <w:p>
             <w:pPr>
-              <w:jc w:val="both"/>
+              <w:jc w:val="left"/>
               <w:rPr>
                 <w:sz w:val="24"/>
                 <w:szCs w:val="24"/>
@@ -6614,11 +6774,12 @@
       </w:tr>
       <w:tr>
         <w:trPr>
+          <w:cantSplit/>
           <w:jc w:val="center"/>
         </w:trPr>
         <w:tc>
           <w:tcPr>
-            <w:tcW w:w="3367" w:type="dxa"/>
+            <w:tcW w:w="4309" w:type="dxa"/>
             <w:tcBorders>
               <w:top w:val="single" w:sz="8" w:space="0" w:color="000000"/>
               <w:left w:val="single" w:sz="8" w:space="0" w:color="000000"/>
@@ -6646,7 +6807,7 @@
         </w:tc>
         <w:tc>
           <w:tcPr>
-            <w:tcW w:w="2248" w:type="dxa"/>
+            <w:tcW w:w="1927" w:type="dxa"/>
             <w:tcBorders>
               <w:top w:val="single" w:sz="8" w:space="0" w:color="000000"/>
               <w:left w:val="single" w:sz="8" w:space="0" w:color="000000"/>
@@ -6674,7 +6835,7 @@
         </w:tc>
         <w:tc>
           <w:tcPr>
-            <w:tcW w:w="3913" w:type="dxa"/>
+            <w:tcW w:w="2835" w:type="dxa"/>
             <w:tcBorders>
               <w:top w:val="single" w:sz="8" w:space="0" w:color="000000"/>
               <w:left w:val="single" w:sz="8" w:space="0" w:color="000000"/>
@@ -6685,7 +6846,7 @@
           </w:tcPr>
           <w:p>
             <w:pPr>
-              <w:jc w:val="both"/>
+              <w:jc w:val="left"/>
               <w:rPr>
                 <w:sz w:val="24"/>
                 <w:szCs w:val="24"/>
@@ -6704,11 +6865,12 @@
       </w:tr>
       <w:tr>
         <w:trPr>
+          <w:cantSplit/>
           <w:jc w:val="center"/>
         </w:trPr>
         <w:tc>
           <w:tcPr>
-            <w:tcW w:w="3367" w:type="dxa"/>
+            <w:tcW w:w="4309" w:type="dxa"/>
             <w:tcBorders>
               <w:top w:val="single" w:sz="8" w:space="0" w:color="000000"/>
               <w:left w:val="single" w:sz="8" w:space="0" w:color="000000"/>
@@ -6736,7 +6898,7 @@
         </w:tc>
         <w:tc>
           <w:tcPr>
-            <w:tcW w:w="2248" w:type="dxa"/>
+            <w:tcW w:w="1927" w:type="dxa"/>
             <w:tcBorders>
               <w:top w:val="single" w:sz="8" w:space="0" w:color="000000"/>
               <w:left w:val="single" w:sz="8" w:space="0" w:color="000000"/>
@@ -6764,7 +6926,7 @@
         </w:tc>
         <w:tc>
           <w:tcPr>
-            <w:tcW w:w="3913" w:type="dxa"/>
+            <w:tcW w:w="2835" w:type="dxa"/>
             <w:tcBorders>
               <w:top w:val="single" w:sz="8" w:space="0" w:color="000000"/>
               <w:left w:val="single" w:sz="8" w:space="0" w:color="000000"/>
@@ -6775,7 +6937,7 @@
           </w:tcPr>
           <w:p>
             <w:pPr>
-              <w:jc w:val="both"/>
+              <w:jc w:val="left"/>
               <w:rPr>
                 <w:sz w:val="24"/>
                 <w:szCs w:val="24"/>
@@ -6948,6 +7110,7 @@
     <w:p>
       <w:pPr>
         <w:pStyle w:val="Heading1"/>
+        <w:keepNext/>
         <w:numPr>
           <w:ilvl w:val="0"/>
           <w:numId w:val="7"/>
@@ -6976,6 +7139,8 @@
       </w:tblGrid>
       <w:tr>
         <w:trPr>
+          <w:cantSplit/>
+          <w:tblHeader/>
           <w:jc w:val="center"/>
         </w:trPr>
         <w:tc>
@@ -6991,6 +7156,7 @@
           </w:tcPr>
           <w:p>
             <w:pPr>
+              <w:keepNext/>
               <w:jc w:val="center"/>
               <w:rPr>
                 <w:sz w:val="24"/>
@@ -7021,6 +7187,7 @@
           </w:tcPr>
           <w:p>
             <w:pPr>
+              <w:keepNext/>
               <w:jc w:val="center"/>
               <w:rPr>
                 <w:sz w:val="24"/>
@@ -7051,6 +7218,7 @@
           </w:tcPr>
           <w:p>
             <w:pPr>
+              <w:keepNext/>
               <w:jc w:val="center"/>
               <w:rPr>
                 <w:sz w:val="24"/>
@@ -7071,6 +7239,7 @@
       </w:tr>
       <w:tr>
         <w:trPr>
+          <w:cantSplit/>
           <w:jc w:val="center"/>
         </w:trPr>
         <w:tc>
@@ -7142,7 +7311,7 @@
           </w:tcPr>
           <w:p>
             <w:pPr>
-              <w:jc w:val="both"/>
+              <w:jc w:val="left"/>
               <w:rPr>
                 <w:sz w:val="24"/>
                 <w:szCs w:val="24"/>
@@ -7161,6 +7330,7 @@
       </w:tr>
       <w:tr>
         <w:trPr>
+          <w:cantSplit/>
           <w:jc w:val="center"/>
         </w:trPr>
         <w:tc>
@@ -7232,7 +7402,7 @@
           </w:tcPr>
           <w:p>
             <w:pPr>
-              <w:jc w:val="both"/>
+              <w:jc w:val="left"/>
               <w:rPr>
                 <w:sz w:val="24"/>
                 <w:szCs w:val="24"/>
@@ -7251,6 +7421,7 @@
       </w:tr>
       <w:tr>
         <w:trPr>
+          <w:cantSplit/>
           <w:jc w:val="center"/>
         </w:trPr>
         <w:tc>
@@ -7322,7 +7493,7 @@
           </w:tcPr>
           <w:p>
             <w:pPr>
-              <w:jc w:val="both"/>
+              <w:jc w:val="left"/>
               <w:rPr>
                 <w:sz w:val="24"/>
                 <w:szCs w:val="24"/>
@@ -7341,6 +7512,7 @@
       </w:tr>
       <w:tr>
         <w:trPr>
+          <w:cantSplit/>
           <w:jc w:val="center"/>
         </w:trPr>
         <w:tc>
@@ -7412,7 +7584,7 @@
           </w:tcPr>
           <w:p>
             <w:pPr>
-              <w:jc w:val="both"/>
+              <w:jc w:val="left"/>
               <w:rPr>
                 <w:sz w:val="24"/>
                 <w:szCs w:val="24"/>
@@ -7431,6 +7603,7 @@
       </w:tr>
       <w:tr>
         <w:trPr>
+          <w:cantSplit/>
           <w:jc w:val="center"/>
         </w:trPr>
         <w:tc>
@@ -7502,7 +7675,7 @@
           </w:tcPr>
           <w:p>
             <w:pPr>
-              <w:jc w:val="both"/>
+              <w:jc w:val="left"/>
               <w:rPr>
                 <w:sz w:val="24"/>
                 <w:szCs w:val="24"/>
@@ -7531,6 +7704,7 @@
     <w:p>
       <w:pPr>
         <w:pStyle w:val="Heading1"/>
+        <w:keepNext/>
         <w:numPr>
           <w:ilvl w:val="0"/>
           <w:numId w:val="7"/>
@@ -7563,6 +7737,10 @@
         <w:gridCol w:w="6765"/>
       </w:tblGrid>
       <w:tr>
+        <w:trPr>
+          <w:cantSplit/>
+          <w:tblHeader/>
+        </w:trPr>
         <w:tc>
           <w:tcPr>
             <w:tcW w:w="2745" w:type="dxa"/>
@@ -7575,6 +7753,7 @@
           </w:tcPr>
           <w:p>
             <w:pPr>
+              <w:keepNext/>
               <w:spacing w:after="120" w:line="252" w:lineRule="auto"/>
               <w:rPr>
                 <w:sz w:val="24"/>
@@ -7603,8 +7782,9 @@
           </w:tcPr>
           <w:p>
             <w:pPr>
+              <w:keepNext/>
               <w:spacing w:after="120" w:line="252" w:lineRule="auto"/>
-              <w:jc w:val="both"/>
+              <w:jc w:val="left"/>
               <w:rPr>
                 <w:sz w:val="24"/>
                 <w:szCs w:val="24"/>
@@ -7622,6 +7802,9 @@
         </w:tc>
       </w:tr>
       <w:tr>
+        <w:trPr>
+          <w:cantSplit/>
+        </w:trPr>
         <w:tc>
           <w:tcPr>
             <w:tcW w:w="2745" w:type="dxa"/>
@@ -7663,7 +7846,7 @@
           <w:p>
             <w:pPr>
               <w:spacing w:after="120" w:line="252" w:lineRule="auto"/>
-              <w:jc w:val="both"/>
+              <w:jc w:val="left"/>
               <w:rPr>
                 <w:sz w:val="24"/>
                 <w:szCs w:val="24"/>
@@ -7681,6 +7864,9 @@
         </w:tc>
       </w:tr>
       <w:tr>
+        <w:trPr>
+          <w:cantSplit/>
+        </w:trPr>
         <w:tc>
           <w:tcPr>
             <w:tcW w:w="2745" w:type="dxa"/>
@@ -7722,7 +7908,7 @@
           <w:p>
             <w:pPr>
               <w:spacing w:after="120" w:line="252" w:lineRule="auto"/>
-              <w:jc w:val="both"/>
+              <w:jc w:val="left"/>
               <w:rPr>
                 <w:sz w:val="24"/>
                 <w:szCs w:val="24"/>
@@ -7793,7 +7979,7 @@
           <w:sz w:val="24"/>
           <w:szCs w:val="24"/>
         </w:rPr>
-        <w:t xml:space="preserve">Finance Lead selaku pemilik SOP memeriksa kepatuhan terhadap SOP ini dengan membandingkan rekaman di bagian 11 dengan batas waktu di bagian 8 (USULAN).</w:t>
+        <w:t xml:space="preserve">Finance Lead sebagai pemilik SOP memeriksa kepatuhan dengan membandingkan record di bagian 11 terhadap batas waktu di bagian 8 (USULAN).</w:t>
       </w:r>
     </w:p>
     <w:p>
@@ -7817,7 +8003,7 @@
           <w:sz w:val="24"/>
           <w:szCs w:val="24"/>
         </w:rPr>
-        <w:t xml:space="preserve">Finance Lead juga meninjau SOP ini setiap tahun.</w:t>
+        <w:t xml:space="preserve">Finance Lead meninjau SOP ini setiap tahun.</w:t>
       </w:r>
     </w:p>
     <w:p>
@@ -7869,6 +8055,7 @@
     </w:p>
     <w:p>
       <w:pPr>
+        <w:keepNext/>
         <w:pBdr>
           <w:top w:val="nil"/>
           <w:left w:val="nil"/>
@@ -7915,6 +8102,8 @@
       </w:tblGrid>
       <w:tr>
         <w:trPr>
+          <w:cantSplit/>
+          <w:tblHeader/>
           <w:jc w:val="center"/>
         </w:trPr>
         <w:tc>
@@ -7924,6 +8113,7 @@
           </w:tcPr>
           <w:p>
             <w:pPr>
+              <w:keepNext/>
               <w:jc w:val="center"/>
               <w:rPr>
                 <w:sz w:val="24"/>
@@ -7948,6 +8138,7 @@
           </w:tcPr>
           <w:p>
             <w:pPr>
+              <w:keepNext/>
               <w:jc w:val="center"/>
               <w:rPr>
                 <w:sz w:val="24"/>
@@ -7968,6 +8159,7 @@
       </w:tr>
       <w:tr>
         <w:trPr>
+          <w:cantSplit/>
           <w:jc w:val="center"/>
         </w:trPr>
         <w:tc>
@@ -8017,6 +8209,7 @@
       </w:tr>
       <w:tr>
         <w:trPr>
+          <w:cantSplit/>
           <w:jc w:val="center"/>
         </w:trPr>
         <w:tc>
@@ -8066,6 +8259,7 @@
       </w:tr>
       <w:tr>
         <w:trPr>
+          <w:cantSplit/>
           <w:jc w:val="center"/>
         </w:trPr>
         <w:tc>
@@ -8115,6 +8309,7 @@
       </w:tr>
       <w:tr>
         <w:trPr>
+          <w:cantSplit/>
           <w:jc w:val="center"/>
         </w:trPr>
         <w:tc>
@@ -8157,13 +8352,14 @@
                 <w:sz w:val="24"/>
                 <w:szCs w:val="24"/>
               </w:rPr>
-              <w:t>Information Classification &amp; Handling Procedure; tingkat klasifikasi untuk dokumen ini dan rekaman di bagian 11.</w:t>
+              <w:t>Information Classification &amp; Handling Procedure; tingkat klasifikasi untuk dokumen ini dan record di bagian 11.</w:t>
             </w:r>
           </w:p>
         </w:tc>
       </w:tr>
       <w:tr>
         <w:trPr>
+          <w:cantSplit/>
           <w:jc w:val="center"/>
         </w:trPr>
         <w:tc>
@@ -8214,6 +8410,7 @@
     </w:tbl>
     <w:p>
       <w:pPr>
+        <w:keepNext/>
         <w:pBdr>
           <w:top w:val="nil"/>
           <w:left w:val="nil"/>
@@ -8253,6 +8450,8 @@
       </w:tblGrid>
       <w:tr>
         <w:trPr>
+          <w:cantSplit/>
+          <w:tblHeader/>
           <w:jc w:val="center"/>
         </w:trPr>
         <w:tc>
@@ -8268,6 +8467,7 @@
           </w:tcPr>
           <w:p>
             <w:pPr>
+              <w:keepNext/>
               <w:jc w:val="center"/>
               <w:rPr>
                 <w:sz w:val="24"/>
@@ -8298,6 +8498,7 @@
           </w:tcPr>
           <w:p>
             <w:pPr>
+              <w:keepNext/>
               <w:jc w:val="center"/>
               <w:rPr>
                 <w:sz w:val="24"/>
@@ -8328,6 +8529,7 @@
           </w:tcPr>
           <w:p>
             <w:pPr>
+              <w:keepNext/>
               <w:jc w:val="center"/>
               <w:rPr>
                 <w:sz w:val="24"/>
@@ -8348,6 +8550,7 @@
       </w:tr>
       <w:tr>
         <w:trPr>
+          <w:cantSplit/>
           <w:jc w:val="center"/>
         </w:trPr>
         <w:tc>
@@ -8419,7 +8622,7 @@
           </w:tcPr>
           <w:p>
             <w:pPr>
-              <w:jc w:val="both"/>
+              <w:jc w:val="left"/>
               <w:rPr>
                 <w:sz w:val="24"/>
                 <w:szCs w:val="24"/>
@@ -8438,6 +8641,7 @@
       </w:tr>
       <w:tr>
         <w:trPr>
+          <w:cantSplit/>
           <w:jc w:val="center"/>
         </w:trPr>
         <w:tc>
@@ -8509,7 +8713,7 @@
           </w:tcPr>
           <w:p>
             <w:pPr>
-              <w:jc w:val="both"/>
+              <w:jc w:val="left"/>
               <w:rPr>
                 <w:sz w:val="24"/>
                 <w:szCs w:val="24"/>
@@ -8528,6 +8732,7 @@
       </w:tr>
       <w:tr>
         <w:trPr>
+          <w:cantSplit/>
           <w:jc w:val="center"/>
         </w:trPr>
         <w:tc>
@@ -8599,7 +8804,7 @@
           </w:tcPr>
           <w:p>
             <w:pPr>
-              <w:jc w:val="both"/>
+              <w:jc w:val="left"/>
               <w:rPr>
                 <w:sz w:val="24"/>
                 <w:szCs w:val="24"/>
@@ -8618,6 +8823,7 @@
       </w:tr>
       <w:tr>
         <w:trPr>
+          <w:cantSplit/>
           <w:jc w:val="center"/>
         </w:trPr>
         <w:tc>
@@ -8689,7 +8895,7 @@
           </w:tcPr>
           <w:p>
             <w:pPr>
-              <w:jc w:val="both"/>
+              <w:jc w:val="left"/>
               <w:rPr>
                 <w:sz w:val="24"/>
                 <w:szCs w:val="24"/>

--- a/out/03_FAT/SNX-FAT-SOP-05 Tax Administration & Reporting (Rev00 DRAFT).docx
+++ b/out/03_FAT/SNX-FAT-SOP-05 Tax Administration & Reporting (Rev00 DRAFT).docx
@@ -4347,7 +4347,7 @@
           <w:sz w:val="24"/>
           <w:szCs w:val="24"/>
         </w:rPr>
-        <w:t xml:space="preserve">4.6 Hak kompensasi pajak dan ekualisasi: Finance Lead mengelola hak kompensasi pajak (Tax Asset) dan memastikan ekualisasi antara Laporan Keuangan Komersial dan SPT. Bagian 6 belum memuat langkah rinci untuk butir ini, dan penetapan Finance Lead sebagai pelakunya belum diputuskan (USULAN).</w:t>
+        <w:t xml:space="preserve">4.6 Hak kompensasi pajak dan ekualisasi: Finance Lead mengelola hak kompensasi pajak (Tax Asset) dan memastikan ekualisasi antara Laporan Keuangan Komersial dan SPT (USULAN). Bagian 6 belum memuat langkah rinci untuk butir ini, dan penetapan Finance Lead sebagai pelakunya belum diputuskan.</w:t>
       </w:r>
     </w:p>
     <w:p>

--- a/out/03_FAT/SNX-FAT-SOP-05 Tax Administration & Reporting (Rev00 DRAFT).docx
+++ b/out/03_FAT/SNX-FAT-SOP-05 Tax Administration & Reporting (Rev00 DRAFT).docx
@@ -4347,7 +4347,7 @@
           <w:sz w:val="24"/>
           <w:szCs w:val="24"/>
         </w:rPr>
-        <w:t xml:space="preserve">4.6 Hak kompensasi pajak dan ekualisasi: Finance Lead mengelola hak kompensasi pajak (Tax Asset) dan memastikan ekualisasi antara Laporan Keuangan Komersial dan SPT (USULAN). Bagian 6 belum memuat langkah rinci untuk butir ini, dan penetapan Finance Lead sebagai pelakunya belum diputuskan.</w:t>
+        <w:t xml:space="preserve">4.6 Hak kompensasi pajak dan ekualisasi: Finance Lead mengelola hak kompensasi pajak (Tax Asset) dan memastikan ekualisasi antara Laporan Keuangan Komersial dan SPT (USULAN: Finance Lead sebagai pelaku). Bagian 6 belum memuat langkah rinci untuk butir ini.</w:t>
       </w:r>
     </w:p>
     <w:p>
